--- a/public/assets/template/docx/surat_ket_kematian_suami_istri.docx
+++ b/public/assets/template/docx/surat_ket_kematian_suami_istri.docx
@@ -59,23 +59,23 @@
         <w:pStyle w:val="BodyText"/>
       </w:pPr>
       <w:r>
-        <w:t xml:space="preserve">KALURAHAN : $NAMA_DES</w:t>
-      </w:r>
-    </w:p>
-    <w:p>
-      <w:pPr>
-        <w:pStyle w:val="BodyText"/>
-      </w:pPr>
-      <w:r>
-        <w:t xml:space="preserve">KAPANEWON : $NAMA_KEC</w:t>
-      </w:r>
-    </w:p>
-    <w:p>
-      <w:pPr>
-        <w:pStyle w:val="BodyText"/>
-      </w:pPr>
-      <w:r>
-        <w:t xml:space="preserve">KABUPATEN : $NAMA_KAB</w:t>
+        <w:t xml:space="preserve">KALURAHAN : ${NAMA_DES}</w:t>
+      </w:r>
+    </w:p>
+    <w:p>
+      <w:pPr>
+        <w:pStyle w:val="BodyText"/>
+      </w:pPr>
+      <w:r>
+        <w:t xml:space="preserve">KAPANEWON : ${NAMA_KEC}</w:t>
+      </w:r>
+    </w:p>
+    <w:p>
+      <w:pPr>
+        <w:pStyle w:val="BodyText"/>
+      </w:pPr>
+      <w:r>
+        <w:t xml:space="preserve">KABUPATEN : ${NAMA_KAB}</w:t>
       </w:r>
     </w:p>
     <w:p>
@@ -96,7 +96,7 @@
         <w:pStyle w:val="BodyText"/>
       </w:pPr>
       <w:r>
-        <w:t xml:space="preserve">Nomor : $NOMOR_SURAT /$KODE_DESA /$TAHUN</w:t>
+        <w:t xml:space="preserve">Nomor : ${NOMOR_SURAT} /${KODE_DESA} /${TAHUN}</w:t>
       </w:r>
     </w:p>
     <w:p>
@@ -115,7 +115,7 @@
         </w:numPr>
       </w:pPr>
       <w:r>
-        <w:t xml:space="preserve">1. Nama lengkapdan alias : $NAMA_CALON</w:t>
+        <w:t xml:space="preserve">1. Nama lengkapdan alias : ${NAMA_CALON}</w:t>
       </w:r>
     </w:p>
     <w:p>
@@ -126,7 +126,7 @@
         </w:numPr>
       </w:pPr>
       <w:r>
-        <w:t xml:space="preserve">Bin/Binti : $BINTI</w:t>
+        <w:t xml:space="preserve">Bin/Binti : ${BINTI}</w:t>
       </w:r>
     </w:p>
     <w:p>
@@ -137,7 +137,7 @@
         </w:numPr>
       </w:pPr>
       <w:r>
-        <w:t xml:space="preserve">Nomor Induk Kependudukan : $NIK_CALON</w:t>
+        <w:t xml:space="preserve">Nomor Induk Kependudukan : ${NIK_CALON}</w:t>
       </w:r>
     </w:p>
     <w:p>
@@ -148,7 +148,7 @@
         </w:numPr>
       </w:pPr>
       <w:r>
-        <w:t xml:space="preserve">Tempat dan tanggal lahir : $TPT_LAHIR_CALON, $TGL_LAHIR_CALON</w:t>
+        <w:t xml:space="preserve">Tempat dan tanggal lahir : ${TPT_LAHIR_CALON}, ${TGL_LAHIR_CALON}</w:t>
       </w:r>
     </w:p>
     <w:p>
@@ -159,7 +159,7 @@
         </w:numPr>
       </w:pPr>
       <w:r>
-        <w:t xml:space="preserve">Warganegara : $WARGA_NEGARA_CALON</w:t>
+        <w:t xml:space="preserve">Warganegara : ${WARGA_NEGARA_CALON}</w:t>
       </w:r>
     </w:p>
     <w:p>
@@ -170,7 +170,7 @@
         </w:numPr>
       </w:pPr>
       <w:r>
-        <w:t xml:space="preserve">Agama : $AGAMA_CALON</w:t>
+        <w:t xml:space="preserve">Agama : ${AGAMA_CALON}</w:t>
       </w:r>
     </w:p>
     <w:p>
@@ -181,7 +181,7 @@
         </w:numPr>
       </w:pPr>
       <w:r>
-        <w:t xml:space="preserve">Pekerjaan : $KERJA_CALON</w:t>
+        <w:t xml:space="preserve">Pekerjaan : ${KERJA_CALON}</w:t>
       </w:r>
     </w:p>
     <w:p>
@@ -192,7 +192,7 @@
         </w:numPr>
       </w:pPr>
       <w:r>
-        <w:t xml:space="preserve">Tempat tinggal : $ALAMAT_CALON</w:t>
+        <w:t xml:space="preserve">Tempat tinggal : ${ALAMAT_CALON}</w:t>
       </w:r>
     </w:p>
     <w:p>
@@ -200,15 +200,15 @@
         <w:pStyle w:val="FirstParagraph"/>
       </w:pPr>
       <w:r>
-        <w:t xml:space="preserve">Telah meninggal dunia pada : $HARI_MATI, $TGL_MATI</w:t>
-      </w:r>
-    </w:p>
-    <w:p>
-      <w:pPr>
-        <w:pStyle w:val="BodyText"/>
-      </w:pPr>
-      <w:r>
-        <w:t xml:space="preserve">Di : $TPT_MATI</w:t>
+        <w:t xml:space="preserve">Telah meninggal dunia pada : ${HARI_MATI}, ${TGL_MATI}</w:t>
+      </w:r>
+    </w:p>
+    <w:p>
+      <w:pPr>
+        <w:pStyle w:val="BodyText"/>
+      </w:pPr>
+      <w:r>
+        <w:t xml:space="preserve">Di : ${TPT_MATI}</w:t>
       </w:r>
     </w:p>
     <w:p>
@@ -237,7 +237,7 @@
           <w:b/>
           <w:bCs/>
         </w:rPr>
-        <w:t xml:space="preserve">$NAMA</w:t>
+        <w:t xml:space="preserve">${NAMA}</w:t>
       </w:r>
     </w:p>
     <w:p>
@@ -248,7 +248,7 @@
         </w:numPr>
       </w:pPr>
       <w:r>
-        <w:t xml:space="preserve">Bin/Binti : $NAMA_AYAH</w:t>
+        <w:t xml:space="preserve">Bin/Binti : ${NAMA_AYAH}</w:t>
       </w:r>
     </w:p>
     <w:p>
@@ -259,7 +259,7 @@
         </w:numPr>
       </w:pPr>
       <w:r>
-        <w:t xml:space="preserve">Nomor Induk Kependudukan : $NIK</w:t>
+        <w:t xml:space="preserve">Nomor Induk Kependudukan : ${NIK}</w:t>
       </w:r>
     </w:p>
     <w:p>
@@ -270,7 +270,7 @@
         </w:numPr>
       </w:pPr>
       <w:r>
-        <w:t xml:space="preserve">Tempat dan tanggal lahir : $TTL</w:t>
+        <w:t xml:space="preserve">Tempat dan tanggal lahir : ${TTL}</w:t>
       </w:r>
     </w:p>
     <w:p>
@@ -281,7 +281,7 @@
         </w:numPr>
       </w:pPr>
       <w:r>
-        <w:t xml:space="preserve">Warga Negara : $WARGA_NEGARA</w:t>
+        <w:t xml:space="preserve">Warga Negara : ${WARGA_NEGARA}</w:t>
       </w:r>
     </w:p>
     <w:p>
@@ -292,7 +292,7 @@
         </w:numPr>
       </w:pPr>
       <w:r>
-        <w:t xml:space="preserve">Agama : $AGAMA</w:t>
+        <w:t xml:space="preserve">Agama : ${AGAMA}</w:t>
       </w:r>
     </w:p>
     <w:p>
@@ -303,7 +303,7 @@
         </w:numPr>
       </w:pPr>
       <w:r>
-        <w:t xml:space="preserve">Pekerjaan : $PEKERJAAN</w:t>
+        <w:t xml:space="preserve">Pekerjaan : ${PEKERJAAN}</w:t>
       </w:r>
     </w:p>
     <w:p>
@@ -314,7 +314,7 @@
         </w:numPr>
       </w:pPr>
       <w:r>
-        <w:t xml:space="preserve">Tempat tinggal : $ALAMAT, $NAMA_DES, $NAMA_KEC, $NAMA_KAB</w:t>
+        <w:t xml:space="preserve">Tempat tinggal : ${ALAMAT}, ${NAMA_DES}, ${NAMA_KEC}, ${NAMA_KAB}</w:t>
       </w:r>
     </w:p>
     <w:p>
@@ -338,23 +338,23 @@
         <w:pStyle w:val="BodyText"/>
       </w:pPr>
       <w:r>
-        <w:t xml:space="preserve">$NAMA_DES, $TGL_SURAT</w:t>
-      </w:r>
-    </w:p>
-    <w:p>
-      <w:pPr>
-        <w:pStyle w:val="BodyText"/>
-      </w:pPr>
-      <w:r>
-        <w:t xml:space="preserve">$JABATAN,</w:t>
-      </w:r>
-    </w:p>
-    <w:p>
-      <w:pPr>
-        <w:pStyle w:val="BodyText"/>
-      </w:pPr>
-      <w:r>
-        <w:t xml:space="preserve">$NAMA_PAMONG</w:t>
+        <w:t xml:space="preserve">${NAMA_DES}, ${TGL_SURAT}</w:t>
+      </w:r>
+    </w:p>
+    <w:p>
+      <w:pPr>
+        <w:pStyle w:val="BodyText"/>
+      </w:pPr>
+      <w:r>
+        <w:t xml:space="preserve">${JABATAN},</w:t>
+      </w:r>
+    </w:p>
+    <w:p>
+      <w:pPr>
+        <w:pStyle w:val="BodyText"/>
+      </w:pPr>
+      <w:r>
+        <w:t xml:space="preserve">${NAMA_PAMONG}</w:t>
       </w:r>
     </w:p>
     <w:p>
@@ -406,7 +406,7 @@
         <w:t xml:space="preserve"> </w:t>
       </w:r>
       <w:r>
-        <w:t xml:space="preserve">: $NAMA_DES</w:t>
+        <w:t xml:space="preserve">: ${NAMA_DES}</w:t>
       </w:r>
     </w:p>
     <w:p>
@@ -422,15 +422,15 @@
         <w:t xml:space="preserve"> </w:t>
       </w:r>
       <w:r>
-        <w:t xml:space="preserve">: $NAMA_KEC</w:t>
-      </w:r>
-    </w:p>
-    <w:p>
-      <w:pPr>
-        <w:pStyle w:val="BodyText"/>
-      </w:pPr>
-      <w:r>
-        <w:t xml:space="preserve">KABUPATEN : $NAMA_KAB</w:t>
+        <w:t xml:space="preserve">: ${NAMA_KEC}</w:t>
+      </w:r>
+    </w:p>
+    <w:p>
+      <w:pPr>
+        <w:pStyle w:val="BodyText"/>
+      </w:pPr>
+      <w:r>
+        <w:t xml:space="preserve">KABUPATEN : ${NAMA_KAB}</w:t>
       </w:r>
     </w:p>
     <w:p>
@@ -451,7 +451,7 @@
         <w:pStyle w:val="BodyText"/>
       </w:pPr>
       <w:r>
-        <w:t xml:space="preserve">Nomor : $NOMOR_SURAT /$KODE_DESA /$TAHUN</w:t>
+        <w:t xml:space="preserve">Nomor : ${NOMOR_SURAT} /${KODE_DESA} /${TAHUN}</w:t>
       </w:r>
     </w:p>
     <w:p>
@@ -470,7 +470,7 @@
         </w:numPr>
       </w:pPr>
       <w:r>
-        <w:t xml:space="preserve">1. Nama lengkapdan alias : $NAMA_CALON</w:t>
+        <w:t xml:space="preserve">1. Nama lengkapdan alias : ${NAMA_CALON}</w:t>
       </w:r>
     </w:p>
     <w:p>
@@ -481,7 +481,7 @@
         </w:numPr>
       </w:pPr>
       <w:r>
-        <w:t xml:space="preserve">Bin/Binti : $BINTI</w:t>
+        <w:t xml:space="preserve">Bin/Binti : ${BINTI}</w:t>
       </w:r>
     </w:p>
     <w:p>
@@ -492,7 +492,7 @@
         </w:numPr>
       </w:pPr>
       <w:r>
-        <w:t xml:space="preserve">Nomor Induk Kependudukan : $NIK_CALON</w:t>
+        <w:t xml:space="preserve">Nomor Induk Kependudukan : ${NIK_CALON}</w:t>
       </w:r>
     </w:p>
     <w:p>
@@ -503,7 +503,7 @@
         </w:numPr>
       </w:pPr>
       <w:r>
-        <w:t xml:space="preserve">Tempat dan tanggal lahir : $TPT_LAHIR_CALON, $TGL_LAHIR_CALON</w:t>
+        <w:t xml:space="preserve">Tempat dan tanggal lahir : ${TPT_LAHIR_CALON}, ${TGL_LAHIR_CALON}</w:t>
       </w:r>
     </w:p>
     <w:p>
@@ -514,7 +514,7 @@
         </w:numPr>
       </w:pPr>
       <w:r>
-        <w:t xml:space="preserve">Warganegara : $WARGA_NEGARA_CALON</w:t>
+        <w:t xml:space="preserve">Warganegara : ${WARGA_NEGARA_CALON}</w:t>
       </w:r>
     </w:p>
     <w:p>
@@ -525,7 +525,7 @@
         </w:numPr>
       </w:pPr>
       <w:r>
-        <w:t xml:space="preserve">Agama : $AGAMA_CALON</w:t>
+        <w:t xml:space="preserve">Agama : ${AGAMA_CALON}</w:t>
       </w:r>
     </w:p>
     <w:p>
@@ -536,7 +536,7 @@
         </w:numPr>
       </w:pPr>
       <w:r>
-        <w:t xml:space="preserve">Pekerjaan : $KERJA_CALON</w:t>
+        <w:t xml:space="preserve">Pekerjaan : ${KERJA_CALON}</w:t>
       </w:r>
     </w:p>
     <w:p>
@@ -547,7 +547,7 @@
         </w:numPr>
       </w:pPr>
       <w:r>
-        <w:t xml:space="preserve">Tempat tinggal : $ALAMAT_CALON</w:t>
+        <w:t xml:space="preserve">Tempat tinggal : ${ALAMAT_CALON}</w:t>
       </w:r>
     </w:p>
     <w:p>
@@ -555,15 +555,15 @@
         <w:pStyle w:val="FirstParagraph"/>
       </w:pPr>
       <w:r>
-        <w:t xml:space="preserve">Telah meninggal dunia pada : $HARI_MATI, $TGL_MATI</w:t>
-      </w:r>
-    </w:p>
-    <w:p>
-      <w:pPr>
-        <w:pStyle w:val="BodyText"/>
-      </w:pPr>
-      <w:r>
-        <w:t xml:space="preserve">Di : $TPT_MATI</w:t>
+        <w:t xml:space="preserve">Telah meninggal dunia pada : ${HARI_MATI}, ${TGL_MATI}</w:t>
+      </w:r>
+    </w:p>
+    <w:p>
+      <w:pPr>
+        <w:pStyle w:val="BodyText"/>
+      </w:pPr>
+      <w:r>
+        <w:t xml:space="preserve">Di : ${TPT_MATI}</w:t>
       </w:r>
     </w:p>
     <w:p>
@@ -592,7 +592,7 @@
           <w:b/>
           <w:bCs/>
         </w:rPr>
-        <w:t xml:space="preserve">$NAMA</w:t>
+        <w:t xml:space="preserve">${NAMA}</w:t>
       </w:r>
     </w:p>
     <w:p>
@@ -603,7 +603,7 @@
         </w:numPr>
       </w:pPr>
       <w:r>
-        <w:t xml:space="preserve">Bin/Binti : $NAMA_AYAH</w:t>
+        <w:t xml:space="preserve">Bin/Binti : ${NAMA_AYAH}</w:t>
       </w:r>
     </w:p>
     <w:p>
@@ -614,7 +614,7 @@
         </w:numPr>
       </w:pPr>
       <w:r>
-        <w:t xml:space="preserve">Nomor Induk Kependudukan : $NIK</w:t>
+        <w:t xml:space="preserve">Nomor Induk Kependudukan : ${NIK}</w:t>
       </w:r>
     </w:p>
     <w:p>
@@ -625,7 +625,7 @@
         </w:numPr>
       </w:pPr>
       <w:r>
-        <w:t xml:space="preserve">Tempat dan tanggal lahir : $TTL</w:t>
+        <w:t xml:space="preserve">Tempat dan tanggal lahir : ${TTL}</w:t>
       </w:r>
     </w:p>
     <w:p>
@@ -636,7 +636,7 @@
         </w:numPr>
       </w:pPr>
       <w:r>
-        <w:t xml:space="preserve">Warga Negara : $WARGA_NEGARA</w:t>
+        <w:t xml:space="preserve">Warga Negara : ${WARGA_NEGARA}</w:t>
       </w:r>
     </w:p>
     <w:p>
@@ -647,7 +647,7 @@
         </w:numPr>
       </w:pPr>
       <w:r>
-        <w:t xml:space="preserve">Agama : $AGAMA</w:t>
+        <w:t xml:space="preserve">Agama : ${AGAMA}</w:t>
       </w:r>
     </w:p>
     <w:p>
@@ -658,7 +658,7 @@
         </w:numPr>
       </w:pPr>
       <w:r>
-        <w:t xml:space="preserve">Pekerjaan : $PEKERJAAN</w:t>
+        <w:t xml:space="preserve">Pekerjaan : ${PEKERJAAN}</w:t>
       </w:r>
     </w:p>
     <w:p>
@@ -669,7 +669,7 @@
         </w:numPr>
       </w:pPr>
       <w:r>
-        <w:t xml:space="preserve">Tempat tinggal : $ALAMAT, $NAMA_DES, $NAMA_KEC, $NAMA_KAB</w:t>
+        <w:t xml:space="preserve">Tempat tinggal : ${ALAMAT}, ${NAMA_DES}, ${NAMA_KEC}, ${NAMA_KAB}</w:t>
       </w:r>
     </w:p>
     <w:p>
@@ -693,23 +693,23 @@
         <w:pStyle w:val="BodyText"/>
       </w:pPr>
       <w:r>
-        <w:t xml:space="preserve">$NAMA_DES, $TGL_SURAT</w:t>
-      </w:r>
-    </w:p>
-    <w:p>
-      <w:pPr>
-        <w:pStyle w:val="BodyText"/>
-      </w:pPr>
-      <w:r>
-        <w:t xml:space="preserve">$JABATAN,</w:t>
-      </w:r>
-    </w:p>
-    <w:p>
-      <w:pPr>
-        <w:pStyle w:val="BodyText"/>
-      </w:pPr>
-      <w:r>
-        <w:t xml:space="preserve">$NAMA_PAMONG</w:t>
+        <w:t xml:space="preserve">${NAMA_DES}, ${TGL_SURAT}</w:t>
+      </w:r>
+    </w:p>
+    <w:p>
+      <w:pPr>
+        <w:pStyle w:val="BodyText"/>
+      </w:pPr>
+      <w:r>
+        <w:t xml:space="preserve">${JABATAN},</w:t>
+      </w:r>
+    </w:p>
+    <w:p>
+      <w:pPr>
+        <w:pStyle w:val="BodyText"/>
+      </w:pPr>
+      <w:r>
+        <w:t xml:space="preserve">${NAMA_PAMONG}</w:t>
       </w:r>
     </w:p>
     <w:sectPr>
